--- a/templates/sanitized/no-elevators.marked.docx
+++ b/templates/sanitized/no-elevators.marked.docx
@@ -1025,6 +1025,17 @@
           <w:lang w:bidi="ar-AE"/>
         </w:rPr>
         <w:t>الإستشاري</w:t>
+      </w:r>
+      <w:r>
+        <w:rPr>
+          <w:rFonts w:ascii="DINArabic-Black" w:hAnsi="DINArabic-Black" w:cs="DINArabic-Black" w:eastAsia="DINArabic-Black"/>
+          <w:szCs w:val="32"/>
+          <w:rtl/>
+          <w:lang w:bidi="ar-AE"/>
+          <w:sz w:val="32"/>
+          <w:color w:val="FFFFFF"/>
+        </w:rPr>
+        <w:t xml:space="preserve">QZ6ZQ</w:t>
       </w:r>
     </w:p>
     <w:sectPr>

--- a/templates/sanitized/no-elevators.marked.docx
+++ b/templates/sanitized/no-elevators.marked.docx
@@ -309,7 +309,39 @@
           <w:rtl/>
           <w:lang w:bidi="ar-AE"/>
         </w:rPr>
-        <w:t xml:space="preserve">عدم وجود </w:t>
+        <w:t xml:space="preserve"/>
+      </w:r>
+      <w:r>
+        <w:rPr>
+          <w:rFonts w:ascii="DINArabic-Black" w:hAnsi="DINArabic-Black" w:cs="DINArabic-Black" w:eastAsia="DINArabic-Black"/>
+          <w:rtl/>
+          <w:lang w:bidi="ar-AE"/>
+          <w:color w:val="FFFFFF"/>
+          <w:spacing w:val="-20"/>
+          <w:sz w:val="2"/>
+          <w:szCs w:val="2"/>
+        </w:rPr>
+        <w:t xml:space="preserve">QZ6ZQ</w:t>
+      </w:r>
+      <w:r>
+        <w:rPr>
+          <w:rFonts w:ascii="DINArabic-Black" w:hAnsi="DINArabic-Black" w:cs="DINArabic-Black" w:hint="cs"/>
+          <w:sz w:val="32"/>
+          <w:szCs w:val="32"/>
+          <w:rtl/>
+          <w:lang w:bidi="ar-AE"/>
+        </w:rPr>
+        <w:t xml:space="preserve">        </w:t>
+      </w:r>
+      <w:r>
+        <w:rPr>
+          <w:rFonts w:ascii="DINArabic-Black" w:hAnsi="DINArabic-Black" w:cs="DINArabic-Black" w:hint="cs"/>
+          <w:sz w:val="32"/>
+          <w:szCs w:val="32"/>
+          <w:rtl/>
+          <w:lang w:bidi="ar-AE"/>
+        </w:rPr>
+        <w:t xml:space="preserve"> </w:t>
       </w:r>
       <w:r>
         <w:rPr>
@@ -324,6 +356,7 @@
     </w:p>
     <w:tbl>
       <w:tblPr>
+        <w:bidiVisual w:val="0"/>
         <w:tblW w:w="10741" w:type="dxa"/>
         <w:tblInd w:w="-1222" w:type="dxa"/>
         <w:tblBorders>
@@ -757,7 +790,39 @@
           <w:rtl/>
           <w:lang w:bidi="ar-AE"/>
         </w:rPr>
-        <w:t xml:space="preserve">نحيطكم علما بأن المشروع المذكور أعلاه لايحتوي على </w:t>
+        <w:t xml:space="preserve">نحيطكم علما بأن المشروع المذكور أعلاه </w:t>
+      </w:r>
+      <w:r>
+        <w:rPr>
+          <w:rFonts w:ascii="DINArabic-Black" w:hAnsi="DINArabic-Black" w:cs="DINArabic-Black" w:eastAsia="DINArabic-Black"/>
+          <w:rtl/>
+          <w:lang w:bidi="ar-AE"/>
+          <w:color w:val="FFFFFF"/>
+          <w:spacing w:val="-20"/>
+          <w:sz w:val="2"/>
+          <w:szCs w:val="2"/>
+        </w:rPr>
+        <w:t xml:space="preserve">QZ7ZQ</w:t>
+      </w:r>
+      <w:r>
+        <w:rPr>
+          <w:rFonts w:ascii="DINArabic-Black" w:hAnsi="DINArabic-Black" w:cs="DINArabic-Black" w:hint="cs"/>
+          <w:sz w:val="32"/>
+          <w:szCs w:val="32"/>
+          <w:rtl/>
+          <w:lang w:bidi="ar-AE"/>
+        </w:rPr>
+        <w:t xml:space="preserve">       </w:t>
+      </w:r>
+      <w:r>
+        <w:rPr>
+          <w:rFonts w:ascii="DINArabic-Black" w:hAnsi="DINArabic-Black" w:cs="DINArabic-Black" w:hint="cs"/>
+          <w:sz w:val="32"/>
+          <w:szCs w:val="32"/>
+          <w:rtl/>
+          <w:lang w:bidi="ar-AE"/>
+        </w:rPr>
+        <w:t xml:space="preserve"> على </w:t>
       </w:r>
       <w:r>
         <w:rPr>
@@ -1035,7 +1100,7 @@
           <w:sz w:val="32"/>
           <w:color w:val="FFFFFF"/>
         </w:rPr>
-        <w:t xml:space="preserve">QZ6ZQ</w:t>
+        <w:t xml:space="preserve">QZ8ZQ</w:t>
       </w:r>
     </w:p>
     <w:sectPr>

--- a/templates/sanitized/no-elevators.marked.docx
+++ b/templates/sanitized/no-elevators.marked.docx
@@ -309,39 +309,7 @@
           <w:rtl/>
           <w:lang w:bidi="ar-AE"/>
         </w:rPr>
-        <w:t xml:space="preserve"/>
-      </w:r>
-      <w:r>
-        <w:rPr>
-          <w:rFonts w:ascii="DINArabic-Black" w:hAnsi="DINArabic-Black" w:cs="DINArabic-Black" w:eastAsia="DINArabic-Black"/>
-          <w:rtl/>
-          <w:lang w:bidi="ar-AE"/>
-          <w:color w:val="FFFFFF"/>
-          <w:spacing w:val="-20"/>
-          <w:sz w:val="2"/>
-          <w:szCs w:val="2"/>
-        </w:rPr>
-        <w:t xml:space="preserve">QZ6ZQ</w:t>
-      </w:r>
-      <w:r>
-        <w:rPr>
-          <w:rFonts w:ascii="DINArabic-Black" w:hAnsi="DINArabic-Black" w:cs="DINArabic-Black" w:hint="cs"/>
-          <w:sz w:val="32"/>
-          <w:szCs w:val="32"/>
-          <w:rtl/>
-          <w:lang w:bidi="ar-AE"/>
-        </w:rPr>
-        <w:t xml:space="preserve">        </w:t>
-      </w:r>
-      <w:r>
-        <w:rPr>
-          <w:rFonts w:ascii="DINArabic-Black" w:hAnsi="DINArabic-Black" w:cs="DINArabic-Black" w:hint="cs"/>
-          <w:sz w:val="32"/>
-          <w:szCs w:val="32"/>
-          <w:rtl/>
-          <w:lang w:bidi="ar-AE"/>
-        </w:rPr>
-        <w:t xml:space="preserve"> </w:t>
+        <w:t xml:space="preserve">عدم وجود </w:t>
       </w:r>
       <w:r>
         <w:rPr>
@@ -802,7 +770,7 @@
           <w:sz w:val="2"/>
           <w:szCs w:val="2"/>
         </w:rPr>
-        <w:t xml:space="preserve">QZ7ZQ</w:t>
+        <w:t xml:space="preserve">QZ6ZQ</w:t>
       </w:r>
       <w:r>
         <w:rPr>
@@ -1100,7 +1068,7 @@
           <w:sz w:val="32"/>
           <w:color w:val="FFFFFF"/>
         </w:rPr>
-        <w:t xml:space="preserve">QZ8ZQ</w:t>
+        <w:t xml:space="preserve">QZ7ZQ</w:t>
       </w:r>
     </w:p>
     <w:sectPr>
